--- a/docs/sprint-2/07_Pruebas_Usabilidad_Responsive.docx
+++ b/docs/sprint-2/07_Pruebas_Usabilidad_Responsive.docx
@@ -11022,7 +11022,7 @@
         <w:rPr>
           <w:b w:val="0"/>
         </w:rPr>
-        <w:t xml:space="preserve"> Chrome emula el ancho, la densidad y el modo táctil, pero no reproduce el teclado virtual, la barra de direcciones que se esconde ni Safari de iOS. Antes de la entrega conviene abrir el sitio en un celular propio y recorrer la compra completa.</w:t>
+        <w:t xml:space="preserve"> Chrome emula el ancho, la densidad y el modo táctil, pero no reproduce el teclado virtual, la barra de direcciones que se esconde ni Safari de iOS. Para cubrirlo, el 29/09 se abrió el sitio publicado (https://nicorsss.github.io/Woodbird/) en un Samsung Galaxy A16 con Chrome: la disposición se vio correcta, sin elementos cortados ni superpuestos. Safari de iOS sigue sin probarse.</w:t>
       </w:r>
     </w:p>
     <w:p>
@@ -11089,7 +11089,7 @@
         <w:rPr>
           <w:b w:val="0"/>
         </w:rPr>
-        <w:t>La maquetación adaptable cumple su objetivo: el mismo HTML se reorganiza en tres disposiciones (celular, tableta y escritorio) solo con Flexbox y Grid, sin desplazamiento horizontal desde 320 px y con la navegación, el carrusel y el checkout funcionando en los 11 anchos. Las pruebas encontraron seis problemas. Todos se corrigieron en la hoja de estilos y se verificaron con una segunda ronda completa. La paleta ahora cumple WCAG AA en todos los textos. Los pendientes (imágenes, prueba en un celular real y con lector de pantalla) quedan registrados para el cierre del Sprint 2 y el Sprint 3.</w:t>
+        <w:t>La maquetación adaptable cumple su objetivo: el mismo HTML se reorganiza en tres disposiciones (celular, tableta y escritorio) solo con Flexbox y Grid, sin desplazamiento horizontal desde 320 px y con la navegación, el carrusel y el checkout funcionando en los 11 anchos. Las pruebas encontraron seis problemas. Todos se corrigieron en la hoja de estilos y se verificaron con una segunda ronda completa. La paleta ahora cumple WCAG AA en todos los textos. Los pendientes (imágenes y prueba con lector de pantalla; la prueba en un celular real se hizo el 29/09) quedan registrados para el cierre del Sprint 2 y el Sprint 3.</w:t>
       </w:r>
     </w:p>
     <w:p>
